--- a/_site/posts/2025-04-24-paper-typst/articulo-pizza.docx
+++ b/_site/posts/2025-04-24-paper-typst/articulo-pizza.docx
@@ -31,7 +31,7 @@
         <w:pStyle w:val="Date"/>
       </w:pPr>
       <w:r>
-        <w:t xml:space="preserve">miércoles, 3 de septiembre de 2025</w:t>
+        <w:t xml:space="preserve">sábado, 25 de abril de 2026</w:t>
       </w:r>
     </w:p>
     <w:p>
@@ -47,7 +47,7 @@
         <w:pStyle w:val="Abstract"/>
       </w:pPr>
       <w:r>
-        <w:t xml:space="preserve">Duis ornare ex ac iaculis pretium. Maecenas sagittis odio id erat pharetra, sit amet consectetur quam sollicitudin. Vivamus pharetra quam purus, nec sagittis risus pretium at. Nullam feugiat, turpis ac accumsan interdum, sem tellus blandit neque, id vulputate diam quam semper nisl. Donec sit amet enim at neque porttitor aliquet. Phasellus facilisis nulla eget placerat eleifend. Vestibulum non egestas eros, eget lobortis ipsum. Nulla rutrum massa eget enim aliquam, id porttitor erat luctus. Nunc sagittis quis eros eu sagittis. Pellentesque dictum, erat at pellentesque sollicitudin, justo augue pulvinar metus, quis rutrum est mi nec felis. Vestibulum efficitur mi lorem, at elementum purus tincidunt a. Aliquam finibus enim magna, vitae pellentesque erat faucibus at. Nulla mauris tellus, imperdiet id lobortis et, dignissim condimentum ipsum. Morbi nulla orci, varius at aliquet sed, facilisis id tortor. Donec ut urna nisi.</w:t>
+        <w:t xml:space="preserve">Lorem ipsum dolor sit amet, consectetur adipiscing elit. Duis sagittis posuere ligula sit amet lacinia. Duis dignissim pellentesque magna, rhoncus congue sapien finibus mollis. Ut eu sem laoreet, vehicula ipsum in, convallis erat. Vestibulum magna sem, blandit pulvinar augue sit amet, auctor malesuada sapien. Nullam faucibus leo eget eros hendrerit, non laoreet ipsum lacinia. Curabitur cursus diam elit, non tempus ante volutpat a. Quisque hendrerit blandit purus non fringilla. Integer sit amet elit viverra ante dapibus semper. Vestibulum viverra rutrum enim, at luctus enim posuere eu. Orci varius natoque penatibus et magnis dis parturient montes, nascetur ridiculus mus.</w:t>
       </w:r>
     </w:p>
     <w:p>
@@ -69,7 +69,7 @@
         <w:t xml:space="preserve"> </w:t>
       </w:r>
       <w:r>
-        <w:t xml:space="preserve">(Horst, Hill, y Gorman 2020)</w:t>
+        <w:t xml:space="preserve">(Horst et al. 2020)</w:t>
       </w:r>
       <w:r>
         <w:t xml:space="preserve"> </w:t>
@@ -86,7 +86,7 @@
       <w:r>
         <w:t xml:space="preserve"> </w:t>
       </w:r>
-      <w:hyperlink r:id="rId20">
+      <w:hyperlink r:id="rId9">
         <w:r>
           <w:rPr>
             <w:rStyle w:val="Hyperlink"/>
@@ -98,7 +98,7 @@
         <w:t xml:space="preserve">.</w:t>
       </w:r>
     </w:p>
-    <w:bookmarkStart w:id="25" w:name="section-as-heading-level-1"/>
+    <w:bookmarkStart w:id="14" w:name="section-as-heading-level-1"/>
     <w:p>
       <w:pPr>
         <w:pStyle w:val="Heading1"/>
@@ -136,7 +136,7 @@
         <w:t xml:space="preserve">as other Typst templates.</w:t>
       </w:r>
     </w:p>
-    <w:bookmarkStart w:id="22" w:name="subsection-as-heading-level-2"/>
+    <w:bookmarkStart w:id="11" w:name="subsection-as-heading-level-2"/>
     <w:p>
       <w:pPr>
         <w:pStyle w:val="Heading2"/>
@@ -268,8 +268,8 @@
           </m:nary>
           <m:r>
             <m:rPr>
+              <m:scr m:val="double-struck"/>
               <m:sty m:val="p"/>
-              <m:scr m:val="double-struck"/>
             </m:rPr>
             <m:t>1</m:t>
           </m:r>
@@ -358,8 +358,8 @@
       <m:oMath>
         <m:r>
           <m:rPr>
+            <m:scr m:val="double-struck"/>
             <m:sty m:val="p"/>
-            <m:scr m:val="double-struck"/>
           </m:rPr>
           <m:t>1</m:t>
         </m:r>
@@ -408,7 +408,7 @@
         <w:t xml:space="preserve">font.</w:t>
       </w:r>
     </w:p>
-    <w:bookmarkStart w:id="21" w:name="subsubsection-as-heading-level-3"/>
+    <w:bookmarkStart w:id="10" w:name="subsubsection-as-heading-level-3"/>
     <w:p>
       <w:pPr>
         <w:pStyle w:val="Heading3"/>
@@ -425,9 +425,9 @@
         <w:t xml:space="preserve">I don’t use and don’t recommend using heading levels 3 and below but it works.</w:t>
       </w:r>
     </w:p>
-    <w:bookmarkEnd w:id="21"/>
-    <w:bookmarkEnd w:id="22"/>
-    <w:bookmarkStart w:id="24" w:name="citation"/>
+    <w:bookmarkEnd w:id="10"/>
+    <w:bookmarkEnd w:id="11"/>
+    <w:bookmarkStart w:id="13" w:name="citation"/>
     <w:p>
       <w:pPr>
         <w:pStyle w:val="Heading2"/>
@@ -459,7 +459,7 @@
         <w:t xml:space="preserve"> </w:t>
       </w:r>
       <w:r>
-        <w:t xml:space="preserve">Horst, Hill, y Gorman (2020)</w:t>
+        <w:t xml:space="preserve">Horst et al. (2020)</w:t>
       </w:r>
       <w:r>
         <w:t xml:space="preserve">.</w:t>
@@ -473,7 +473,7 @@
       <w:r>
         <w:t xml:space="preserve"> </w:t>
       </w:r>
-      <w:hyperlink r:id="rId23">
+      <w:hyperlink r:id="rId12">
         <w:r>
           <w:rPr>
             <w:rStyle w:val="Hyperlink"/>
@@ -488,9 +488,9 @@
         <w:t xml:space="preserve">for more information.</w:t>
       </w:r>
     </w:p>
-    <w:bookmarkEnd w:id="24"/>
-    <w:bookmarkEnd w:id="25"/>
-    <w:bookmarkStart w:id="42" w:name="figures-and-tables"/>
+    <w:bookmarkEnd w:id="13"/>
+    <w:bookmarkEnd w:id="14"/>
+    <w:bookmarkStart w:id="31" w:name="figures-and-tables"/>
     <w:p>
       <w:pPr>
         <w:pStyle w:val="Heading1"/>
@@ -499,7 +499,7 @@
         <w:t xml:space="preserve">Figures and Tables</w:t>
       </w:r>
     </w:p>
-    <w:bookmarkStart w:id="34" w:name="figures"/>
+    <w:bookmarkStart w:id="23" w:name="figures"/>
     <w:p>
       <w:pPr>
         <w:pStyle w:val="Heading2"/>
@@ -561,7 +561,7 @@
       <w:tr>
         <w:tc>
           <w:tcPr/>
-          <w:bookmarkStart w:id="29" w:name="fig-facet"/>
+          <w:bookmarkStart w:id="18" w:name="fig-facet"/>
           <w:p>
             <w:pPr>
               <w:pStyle w:val="Compact"/>
@@ -572,18 +572,18 @@
                 <wp:inline>
                   <wp:extent cx="5334000" cy="2667000"/>
                   <wp:effectExtent b="0" l="0" r="0" t="0"/>
-                  <wp:docPr descr="" title="" id="27" name="Picture"/>
+                  <wp:docPr descr="" title="" id="16" name="Picture"/>
                   <a:graphic>
                     <a:graphicData uri="http://schemas.openxmlformats.org/drawingml/2006/picture">
                       <pic:pic>
                         <pic:nvPicPr>
-                          <pic:cNvPr descr="articulo-pizza_files/figure-docx/fig-facet-1.png" id="28" name="Picture"/>
+                          <pic:cNvPr descr="articulo-pizza_files/figure-docx/fig-facet-1.png" id="17" name="Picture"/>
                           <pic:cNvPicPr>
                             <a:picLocks noChangeArrowheads="1" noChangeAspect="1"/>
                           </pic:cNvPicPr>
                         </pic:nvPicPr>
                         <pic:blipFill>
-                          <a:blip r:embed="rId26"/>
+                          <a:blip r:embed="rId15"/>
                           <a:stretch>
                             <a:fillRect/>
                           </a:stretch>
@@ -615,7 +615,7 @@
               <w:jc w:val="center"/>
             </w:pPr>
             <w:pPr>
-              <w:jc w:val="start"/>
+              <w:jc w:val="left"/>
               <w:spacing w:before="200"/>
               <w:pStyle w:val="ImageCaption"/>
             </w:pPr>
@@ -642,7 +642,7 @@
               <w:t xml:space="preserve">The x-axis shows the flipper length, and the y-axis shows the bill length.</w:t>
             </w:r>
           </w:p>
-          <w:bookmarkEnd w:id="29"/>
+          <w:bookmarkEnd w:id="18"/>
         </w:tc>
       </w:tr>
     </w:tbl>
@@ -703,7 +703,7 @@
       <w:tr>
         <w:tc>
           <w:tcPr/>
-          <w:bookmarkStart w:id="33" w:name="fig-patchwork"/>
+          <w:bookmarkStart w:id="22" w:name="fig-patchwork"/>
           <w:p>
             <w:pPr>
               <w:pStyle w:val="Compact"/>
@@ -714,18 +714,18 @@
                 <wp:inline>
                   <wp:extent cx="5334000" cy="2667000"/>
                   <wp:effectExtent b="0" l="0" r="0" t="0"/>
-                  <wp:docPr descr="" title="" id="31" name="Picture"/>
+                  <wp:docPr descr="" title="" id="20" name="Picture"/>
                   <a:graphic>
                     <a:graphicData uri="http://schemas.openxmlformats.org/drawingml/2006/picture">
                       <pic:pic>
                         <pic:nvPicPr>
-                          <pic:cNvPr descr="articulo-pizza_files/figure-docx/fig-patchwork-1.png" id="32" name="Picture"/>
+                          <pic:cNvPr descr="articulo-pizza_files/figure-docx/fig-patchwork-1.png" id="21" name="Picture"/>
                           <pic:cNvPicPr>
                             <a:picLocks noChangeArrowheads="1" noChangeAspect="1"/>
                           </pic:cNvPicPr>
                         </pic:nvPicPr>
                         <pic:blipFill>
-                          <a:blip r:embed="rId30"/>
+                          <a:blip r:embed="rId19"/>
                           <a:stretch>
                             <a:fillRect/>
                           </a:stretch>
@@ -757,7 +757,7 @@
               <w:jc w:val="center"/>
             </w:pPr>
             <w:pPr>
-              <w:jc w:val="start"/>
+              <w:jc w:val="left"/>
               <w:spacing w:before="200"/>
               <w:pStyle w:val="ImageCaption"/>
             </w:pPr>
@@ -790,12 +790,12 @@
               <w:t xml:space="preserve">The right panel shows the density of flipper length.</w:t>
             </w:r>
           </w:p>
-          <w:bookmarkEnd w:id="33"/>
+          <w:bookmarkEnd w:id="22"/>
         </w:tc>
       </w:tr>
     </w:tbl>
-    <w:bookmarkEnd w:id="34"/>
-    <w:bookmarkStart w:id="41" w:name="tables"/>
+    <w:bookmarkEnd w:id="23"/>
+    <w:bookmarkStart w:id="30" w:name="tables"/>
     <w:p>
       <w:pPr>
         <w:pStyle w:val="Heading2"/>
@@ -814,7 +814,7 @@
       <w:r>
         <w:t xml:space="preserve"> </w:t>
       </w:r>
-      <w:hyperlink r:id="rId35">
+      <w:hyperlink r:id="rId24">
         <w:r>
           <w:rPr>
             <w:rStyle w:val="Hyperlink"/>
@@ -831,7 +831,7 @@
       <w:r>
         <w:t xml:space="preserve"> </w:t>
       </w:r>
-      <w:hyperlink r:id="rId36">
+      <w:hyperlink r:id="rId25">
         <w:r>
           <w:rPr>
             <w:rStyle w:val="Hyperlink"/>
@@ -918,13 +918,13 @@
       <w:tr>
         <w:tc>
           <w:tcPr/>
-          <w:bookmarkStart w:id="37" w:name="tbl-sum-penguins"/>
+          <w:bookmarkStart w:id="26" w:name="tbl-sum-penguins"/>
           <w:p>
             <w:pPr>
               <w:jc w:val="center"/>
             </w:pPr>
             <w:pPr>
-              <w:jc w:val="start"/>
+              <w:jc w:val="left"/>
               <w:spacing w:before="200"/>
               <w:pStyle w:val="ImageCaption"/>
             </w:pPr>
@@ -1454,7 +1454,7 @@
               </w:tc>
             </w:tr>
           </w:tbl>
-          <w:bookmarkEnd w:id="37"/>
+          <w:bookmarkEnd w:id="26"/>
           <w:p/>
         </w:tc>
       </w:tr>
@@ -1575,13 +1575,13 @@
       <w:tr>
         <w:tc>
           <w:tcPr/>
-          <w:bookmarkStart w:id="38" w:name="tbl-regression"/>
+          <w:bookmarkStart w:id="27" w:name="tbl-regression"/>
           <w:p>
             <w:pPr>
               <w:jc w:val="center"/>
             </w:pPr>
             <w:pPr>
-              <w:jc w:val="start"/>
+              <w:jc w:val="left"/>
               <w:spacing w:before="200"/>
               <w:pStyle w:val="ImageCaption"/>
             </w:pPr>
@@ -2437,7 +2437,7 @@
               </w:tc>
             </w:tr>
           </w:tbl>
-          <w:bookmarkEnd w:id="38"/>
+          <w:bookmarkEnd w:id="27"/>
           <w:p/>
         </w:tc>
       </w:tr>
@@ -2493,7 +2493,7 @@
       <w:r>
         <w:t xml:space="preserve"> </w:t>
       </w:r>
-      <w:hyperlink r:id="rId39">
+      <w:hyperlink r:id="rId28">
         <w:r>
           <w:rPr>
             <w:rStyle w:val="Hyperlink"/>
@@ -2551,13 +2551,13 @@
       <w:tr>
         <w:tc>
           <w:tcPr/>
-          <w:bookmarkStart w:id="40" w:name="tbl-math"/>
+          <w:bookmarkStart w:id="29" w:name="tbl-math"/>
           <w:p>
             <w:pPr>
               <w:jc w:val="center"/>
             </w:pPr>
             <w:pPr>
-              <w:jc w:val="start"/>
+              <w:jc w:val="left"/>
               <w:spacing w:before="200"/>
               <w:pStyle w:val="ImageCaption"/>
             </w:pPr>
@@ -2683,14 +2683,14 @@
               </w:tc>
             </w:tr>
           </w:tbl>
-          <w:bookmarkEnd w:id="40"/>
+          <w:bookmarkEnd w:id="29"/>
           <w:p/>
         </w:tc>
       </w:tr>
     </w:tbl>
-    <w:bookmarkEnd w:id="41"/>
-    <w:bookmarkEnd w:id="42"/>
-    <w:bookmarkStart w:id="43" w:name="last-words"/>
+    <w:bookmarkEnd w:id="30"/>
+    <w:bookmarkEnd w:id="31"/>
+    <w:bookmarkStart w:id="32" w:name="last-words"/>
     <w:p>
       <w:pPr>
         <w:pStyle w:val="Heading1"/>
@@ -2713,8 +2713,8 @@
         <w:t xml:space="preserve">I am happy to receive feedback and suggestions for improvement.</w:t>
       </w:r>
     </w:p>
-    <w:bookmarkEnd w:id="43"/>
-    <w:bookmarkStart w:id="53" w:name="supplemental-figures"/>
+    <w:bookmarkEnd w:id="32"/>
+    <w:bookmarkStart w:id="42" w:name="supplemental-figures"/>
     <w:p>
       <w:pPr>
         <w:pStyle w:val="Heading1"/>
@@ -2825,7 +2825,7 @@
       <w:tr>
         <w:tc>
           <w:tcPr/>
-          <w:bookmarkStart w:id="47" w:name="fig-img"/>
+          <w:bookmarkStart w:id="36" w:name="fig-img"/>
           <w:p>
             <w:pPr>
               <w:pStyle w:val="Compact"/>
@@ -2836,18 +2836,18 @@
                 <wp:inline>
                   <wp:extent cx="3810000" cy="2540000"/>
                   <wp:effectExtent b="0" l="0" r="0" t="0"/>
-                  <wp:docPr descr="" title="" id="45" name="Picture"/>
+                  <wp:docPr descr="" title="" id="34" name="Picture"/>
                   <a:graphic>
                     <a:graphicData uri="http://schemas.openxmlformats.org/drawingml/2006/picture">
                       <pic:pic>
                         <pic:nvPicPr>
-                          <pic:cNvPr descr="img/hokusai_kanagawa.jpg" id="46" name="Picture"/>
+                          <pic:cNvPr descr="img/hokusai_kanagawa.jpg" id="35" name="Picture"/>
                           <pic:cNvPicPr>
                             <a:picLocks noChangeArrowheads="1" noChangeAspect="1"/>
                           </pic:cNvPicPr>
                         </pic:nvPicPr>
                         <pic:blipFill>
-                          <a:blip r:embed="rId44"/>
+                          <a:blip r:embed="rId33"/>
                           <a:stretch>
                             <a:fillRect/>
                           </a:stretch>
@@ -2879,7 +2879,7 @@
               <w:jc w:val="center"/>
             </w:pPr>
             <w:pPr>
-              <w:jc w:val="start"/>
+              <w:jc w:val="left"/>
               <w:spacing w:before="200"/>
               <w:pStyle w:val="ImageCaption"/>
             </w:pPr>
@@ -2909,7 +2909,7 @@
               <w:t xml:space="preserve">.</w:t>
             </w:r>
           </w:p>
-          <w:bookmarkEnd w:id="47"/>
+          <w:bookmarkEnd w:id="36"/>
         </w:tc>
       </w:tr>
     </w:tbl>
@@ -2918,8 +2918,8 @@
         <w:br w:type="page"/>
       </w:r>
     </w:p>
-    <w:bookmarkStart w:id="52" w:name="refs"/>
-    <w:bookmarkStart w:id="49" w:name="ref-horst2020"/>
+    <w:bookmarkStart w:id="41" w:name="refs"/>
+    <w:bookmarkStart w:id="38" w:name="ref-horst2020"/>
     <w:p>
       <w:pPr>
         <w:pStyle w:val="Bibliography"/>
@@ -2943,7 +2943,7 @@
       <w:r>
         <w:t xml:space="preserve"> </w:t>
       </w:r>
-      <w:hyperlink r:id="rId48">
+      <w:hyperlink r:id="rId37">
         <w:r>
           <w:rPr>
             <w:rStyle w:val="Hyperlink"/>
@@ -2955,8 +2955,8 @@
         <w:t xml:space="preserve">.</w:t>
       </w:r>
     </w:p>
-    <w:bookmarkEnd w:id="49"/>
-    <w:bookmarkStart w:id="51" w:name="ref-katsushika1831"/>
+    <w:bookmarkEnd w:id="38"/>
+    <w:bookmarkStart w:id="40" w:name="ref-katsushika1831"/>
     <w:p>
       <w:pPr>
         <w:pStyle w:val="Bibliography"/>
@@ -2968,7 +2968,11 @@
         <w:t xml:space="preserve"> </w:t>
       </w:r>
       <w:r>
-        <w:t xml:space="preserve">«The Great Wave off Kanagawa»</w:t>
+        <w:rPr>
+          <w:i/>
+          <w:iCs/>
+        </w:rPr>
+        <w:t xml:space="preserve">The Great Wave off Kanagawa</w:t>
       </w:r>
       <w:r>
         <w:t xml:space="preserve">.</w:t>
@@ -2976,7 +2980,7 @@
       <w:r>
         <w:t xml:space="preserve"> </w:t>
       </w:r>
-      <w:hyperlink r:id="rId50">
+      <w:hyperlink r:id="rId39">
         <w:r>
           <w:rPr>
             <w:rStyle w:val="Hyperlink"/>
@@ -2988,10 +2992,14 @@
         <w:t xml:space="preserve">.</w:t>
       </w:r>
     </w:p>
-    <w:bookmarkEnd w:id="51"/>
-    <w:bookmarkEnd w:id="52"/>
-    <w:bookmarkEnd w:id="53"/>
-    <w:sectPr/>
+    <w:bookmarkEnd w:id="40"/>
+    <w:bookmarkEnd w:id="41"/>
+    <w:bookmarkEnd w:id="42"/>
+    <w:sectPr>
+      <w:footnotePr>
+        <w:numRestart w:val="eachSect"/>
+      </w:footnotePr>
+    </w:sectPr>
   </w:body>
 </w:document>
 </file>
@@ -3904,10 +3912,10 @@
   <w:docDefaults>
     <w:rPrDefault>
       <w:rPr>
-        <w:rFonts w:asciiTheme="minorHAnsi" w:cstheme="minorBidi" w:eastAsiaTheme="minorHAnsi" w:hAnsiTheme="minorHAnsi"/>
+        <w:rFonts w:asciiTheme="minorHAnsi" w:cstheme="minorBidi" w:eastAsiaTheme="minorEastAsia" w:hAnsiTheme="minorHAnsi"/>
         <w:sz w:val="24"/>
         <w:szCs w:val="24"/>
-        <w:lang w:bidi="ar-SA" w:eastAsia="en-US" w:val="es"/>
+        <w:lang w:bidi="ar-SA" w:eastAsia="zh-CN" w:val="es"/>
       </w:rPr>
     </w:rPrDefault>
     <w:pPrDefault>
@@ -3959,8 +3967,6 @@
     </w:pPr>
     <w:rPr>
       <w:rFonts w:asciiTheme="majorHAnsi" w:cstheme="majorBidi" w:eastAsiaTheme="majorEastAsia" w:hAnsiTheme="majorHAnsi"/>
-      <w:spacing w:val="-10"/>
-      <w:kern w:val="28"/>
       <w:sz w:val="56"/>
       <w:szCs w:val="56"/>
     </w:rPr>
@@ -3973,8 +3979,6 @@
     <w:rsid w:val="00A10FD9"/>
     <w:rPr>
       <w:rFonts w:asciiTheme="majorHAnsi" w:cstheme="majorBidi" w:eastAsiaTheme="majorEastAsia" w:hAnsiTheme="majorHAnsi"/>
-      <w:spacing w:val="-10"/>
-      <w:kern w:val="28"/>
       <w:sz w:val="56"/>
       <w:szCs w:val="56"/>
     </w:rPr>
@@ -4015,23 +4019,31 @@
   </w:style>
   <w:style w:customStyle="1" w:styleId="Author" w:type="paragraph">
     <w:name w:val="Author"/>
+    <w:basedOn w:val="Title"/>
     <w:next w:val="BodyText"/>
     <w:qFormat/>
     <w:pPr>
       <w:keepNext/>
       <w:keepLines/>
-      <w:jc w:val="center"/>
     </w:pPr>
+    <w:rPr>
+      <w:sz w:val="24"/>
+      <w:szCs w:val="24"/>
+    </w:rPr>
   </w:style>
   <w:style w:styleId="Date" w:type="paragraph">
     <w:name w:val="Date"/>
+    <w:basedOn w:val="Title"/>
     <w:next w:val="BodyText"/>
     <w:qFormat/>
     <w:pPr>
       <w:keepNext/>
       <w:keepLines/>
-      <w:jc w:val="center"/>
     </w:pPr>
+    <w:rPr>
+      <w:sz w:val="24"/>
+      <w:szCs w:val="24"/>
+    </w:rPr>
   </w:style>
   <w:style w:customStyle="1" w:styleId="AbstractTitle" w:type="paragraph">
     <w:name w:val="Abstract Title"/>
@@ -4444,13 +4456,6 @@
       </w:tblCellMar>
     </w:tblPr>
     <w:tblStylePr w:type="firstRow">
-      <w:tblPr>
-        <w:jc w:val="left"/>
-        <w:tblInd w:type="dxa" w:w="0"/>
-      </w:tblPr>
-      <w:trPr>
-        <w:jc w:val="left"/>
-      </w:trPr>
       <w:tcPr>
         <w:tcBorders>
           <w:bottom w:val="single"/>

--- a/_site/posts/2025-04-24-paper-typst/articulo-pizza.docx
+++ b/_site/posts/2025-04-24-paper-typst/articulo-pizza.docx
@@ -31,7 +31,7 @@
         <w:pStyle w:val="Date"/>
       </w:pPr>
       <w:r>
-        <w:t xml:space="preserve">sábado, 25 de abril de 2026</w:t>
+        <w:t xml:space="preserve">domingo, 26 de abril de 2026</w:t>
       </w:r>
     </w:p>
     <w:p>

--- a/_site/posts/2025-04-24-paper-typst/articulo-pizza.docx
+++ b/_site/posts/2025-04-24-paper-typst/articulo-pizza.docx
@@ -31,7 +31,7 @@
         <w:pStyle w:val="Date"/>
       </w:pPr>
       <w:r>
-        <w:t xml:space="preserve">domingo, 26 de abril de 2026</w:t>
+        <w:t xml:space="preserve">miércoles, 24 de junio de 2026</w:t>
       </w:r>
     </w:p>
     <w:p>
